--- a/competition/submission/Nurlanuly_Dulat_EraSeMap_Registration_Data_DRAFT.docx
+++ b/competition/submission/Nurlanuly_Dulat_EraSeMap_Registration_Data_DRAFT.docx
@@ -11,7 +11,7 @@
         <w:rPr>
           <w:rFonts w:ascii="PT Sans" w:hAnsi="PT Sans" w:eastAsia="PT Sans" w:cs="PT Sans"/>
           <w:b/>
-          <w:color w:val="2E6388"/>
+          <w:color w:val="2C6F63"/>
           <w:sz w:val="22"/>
         </w:rPr>
         <w:t>ДАННЫЕ ДЛЯ РЕГИСТРАЦИИ — НЕОФИЦИАЛЬНЫЙ ЧЕРНОВИК</w:t>
@@ -26,7 +26,7 @@
         <w:rPr>
           <w:rFonts w:ascii="PT Sans" w:hAnsi="PT Sans" w:eastAsia="PT Sans" w:cs="PT Sans"/>
           <w:b/>
-          <w:color w:val="173B57"/>
+          <w:color w:val="173F38"/>
           <w:sz w:val="36"/>
         </w:rPr>
         <w:t>EraSeMap: проверяемое удаление персональных данных из распределённых систем и моделей машинного обучения</w:t>
@@ -52,7 +52,7 @@
               <w:rPr>
                 <w:rFonts w:ascii="PT Sans" w:hAnsi="PT Sans" w:eastAsia="PT Sans" w:cs="PT Sans"/>
                 <w:b/>
-                <w:color w:val="64748B"/>
+                <w:color w:val="5B7069"/>
                 <w:sz w:val="19"/>
               </w:rPr>
               <w:t>Автор</w:t>
@@ -68,7 +68,7 @@
               <w:rPr>
                 <w:rFonts w:ascii="PT Sans" w:hAnsi="PT Sans" w:eastAsia="PT Sans" w:cs="PT Sans"/>
                 <w:b w:val="0"/>
-                <w:color w:val="1F2933"/>
+                <w:color w:val="173F38"/>
                 <w:sz w:val="19"/>
               </w:rPr>
               <w:t>Нұрланұлы Дулат</w:t>
@@ -86,7 +86,7 @@
               <w:rPr>
                 <w:rFonts w:ascii="PT Sans" w:hAnsi="PT Sans" w:eastAsia="PT Sans" w:cs="PT Sans"/>
                 <w:b/>
-                <w:color w:val="64748B"/>
+                <w:color w:val="5B7069"/>
                 <w:sz w:val="19"/>
               </w:rPr>
               <w:t>Имя латиницей</w:t>
@@ -102,7 +102,7 @@
               <w:rPr>
                 <w:rFonts w:ascii="PT Sans" w:hAnsi="PT Sans" w:eastAsia="PT Sans" w:cs="PT Sans"/>
                 <w:b w:val="0"/>
-                <w:color w:val="1F2933"/>
+                <w:color w:val="173F38"/>
                 <w:sz w:val="19"/>
               </w:rPr>
               <w:t>Nurlanuly Dulat</w:t>
@@ -120,7 +120,7 @@
               <w:rPr>
                 <w:rFonts w:ascii="PT Sans" w:hAnsi="PT Sans" w:eastAsia="PT Sans" w:cs="PT Sans"/>
                 <w:b/>
-                <w:color w:val="64748B"/>
+                <w:color w:val="5B7069"/>
                 <w:sz w:val="19"/>
               </w:rPr>
               <w:t>Класс</w:t>
@@ -136,7 +136,7 @@
               <w:rPr>
                 <w:rFonts w:ascii="PT Sans" w:hAnsi="PT Sans" w:eastAsia="PT Sans" w:cs="PT Sans"/>
                 <w:b w:val="0"/>
-                <w:color w:val="1F2933"/>
+                <w:color w:val="173F38"/>
                 <w:sz w:val="19"/>
               </w:rPr>
               <w:t>9 «Б» / Grade 9B</w:t>
@@ -154,7 +154,7 @@
               <w:rPr>
                 <w:rFonts w:ascii="PT Sans" w:hAnsi="PT Sans" w:eastAsia="PT Sans" w:cs="PT Sans"/>
                 <w:b/>
-                <w:color w:val="64748B"/>
+                <w:color w:val="5B7069"/>
                 <w:sz w:val="19"/>
               </w:rPr>
               <w:t>Организация</w:t>
@@ -170,7 +170,7 @@
               <w:rPr>
                 <w:rFonts w:ascii="PT Sans" w:hAnsi="PT Sans" w:eastAsia="PT Sans" w:cs="PT Sans"/>
                 <w:b w:val="0"/>
-                <w:color w:val="1F2933"/>
+                <w:color w:val="173F38"/>
                 <w:sz w:val="19"/>
               </w:rPr>
               <w:t>КГУ «Специализированный лицей-интернат „Білім-инновация“» Управления образования города Алматы</w:t>
@@ -188,7 +188,7 @@
               <w:rPr>
                 <w:rFonts w:ascii="PT Sans" w:hAnsi="PT Sans" w:eastAsia="PT Sans" w:cs="PT Sans"/>
                 <w:b/>
-                <w:color w:val="64748B"/>
+                <w:color w:val="5B7069"/>
                 <w:sz w:val="19"/>
               </w:rPr>
               <w:t>Город</w:t>
@@ -204,7 +204,7 @@
               <w:rPr>
                 <w:rFonts w:ascii="PT Sans" w:hAnsi="PT Sans" w:eastAsia="PT Sans" w:cs="PT Sans"/>
                 <w:b w:val="0"/>
-                <w:color w:val="1F2933"/>
+                <w:color w:val="173F38"/>
                 <w:sz w:val="19"/>
               </w:rPr>
               <w:t>Алматы</w:t>
@@ -222,7 +222,7 @@
               <w:rPr>
                 <w:rFonts w:ascii="PT Sans" w:hAnsi="PT Sans" w:eastAsia="PT Sans" w:cs="PT Sans"/>
                 <w:b/>
-                <w:color w:val="64748B"/>
+                <w:color w:val="5B7069"/>
                 <w:sz w:val="19"/>
               </w:rPr>
               <w:t>Формат</w:t>
@@ -238,7 +238,7 @@
               <w:rPr>
                 <w:rFonts w:ascii="PT Sans" w:hAnsi="PT Sans" w:eastAsia="PT Sans" w:cs="PT Sans"/>
                 <w:b w:val="0"/>
-                <w:color w:val="1F2933"/>
+                <w:color w:val="173F38"/>
                 <w:sz w:val="19"/>
               </w:rPr>
               <w:t>Индивидуальный проект</w:t>
@@ -256,7 +256,7 @@
               <w:rPr>
                 <w:rFonts w:ascii="PT Sans" w:hAnsi="PT Sans" w:eastAsia="PT Sans" w:cs="PT Sans"/>
                 <w:b/>
-                <w:color w:val="64748B"/>
+                <w:color w:val="5B7069"/>
                 <w:sz w:val="19"/>
               </w:rPr>
               <w:t>Язык</w:t>
@@ -272,7 +272,7 @@
               <w:rPr>
                 <w:rFonts w:ascii="PT Sans" w:hAnsi="PT Sans" w:eastAsia="PT Sans" w:cs="PT Sans"/>
                 <w:b w:val="0"/>
-                <w:color w:val="1F2933"/>
+                <w:color w:val="173F38"/>
                 <w:sz w:val="19"/>
               </w:rPr>
               <w:t>Русский</w:t>
@@ -290,7 +290,7 @@
               <w:rPr>
                 <w:rFonts w:ascii="PT Sans" w:hAnsi="PT Sans" w:eastAsia="PT Sans" w:cs="PT Sans"/>
                 <w:b/>
-                <w:color w:val="64748B"/>
+                <w:color w:val="5B7069"/>
                 <w:sz w:val="19"/>
               </w:rPr>
               <w:t>Направление</w:t>
@@ -306,7 +306,7 @@
               <w:rPr>
                 <w:rFonts w:ascii="PT Sans" w:hAnsi="PT Sans" w:eastAsia="PT Sans" w:cs="PT Sans"/>
                 <w:b w:val="0"/>
-                <w:color w:val="1F2933"/>
+                <w:color w:val="173F38"/>
                 <w:sz w:val="19"/>
               </w:rPr>
               <w:t>Направление II — математическое моделирование экономических и социальных процессов</w:t>
@@ -324,7 +324,7 @@
               <w:rPr>
                 <w:rFonts w:ascii="PT Sans" w:hAnsi="PT Sans" w:eastAsia="PT Sans" w:cs="PT Sans"/>
                 <w:b/>
-                <w:color w:val="64748B"/>
+                <w:color w:val="5B7069"/>
                 <w:sz w:val="19"/>
               </w:rPr>
               <w:t>Секция</w:t>
@@ -340,7 +340,7 @@
               <w:rPr>
                 <w:rFonts w:ascii="PT Sans" w:hAnsi="PT Sans" w:eastAsia="PT Sans" w:cs="PT Sans"/>
                 <w:b w:val="0"/>
-                <w:color w:val="1F2933"/>
+                <w:color w:val="173F38"/>
                 <w:sz w:val="19"/>
               </w:rPr>
               <w:t>Секция: информатика</w:t>
@@ -358,7 +358,7 @@
               <w:rPr>
                 <w:rFonts w:ascii="PT Sans" w:hAnsi="PT Sans" w:eastAsia="PT Sans" w:cs="PT Sans"/>
                 <w:b/>
-                <w:color w:val="64748B"/>
+                <w:color w:val="5B7069"/>
                 <w:sz w:val="19"/>
               </w:rPr>
               <w:t>Название</w:t>
@@ -374,7 +374,7 @@
               <w:rPr>
                 <w:rFonts w:ascii="PT Sans" w:hAnsi="PT Sans" w:eastAsia="PT Sans" w:cs="PT Sans"/>
                 <w:b w:val="0"/>
-                <w:color w:val="1F2933"/>
+                <w:color w:val="173F38"/>
                 <w:sz w:val="19"/>
               </w:rPr>
               <w:t>EraSeMap: проверяемое удаление персональных данных из распределённых систем и моделей машинного обучения</w:t>
@@ -392,7 +392,7 @@
               <w:rPr>
                 <w:rFonts w:ascii="PT Sans" w:hAnsi="PT Sans" w:eastAsia="PT Sans" w:cs="PT Sans"/>
                 <w:b/>
-                <w:color w:val="64748B"/>
+                <w:color w:val="5B7069"/>
                 <w:sz w:val="19"/>
               </w:rPr>
               <w:t>Руководитель</w:t>
@@ -408,7 +408,7 @@
               <w:rPr>
                 <w:rFonts w:ascii="PT Sans" w:hAnsi="PT Sans" w:eastAsia="PT Sans" w:cs="PT Sans"/>
                 <w:b w:val="0"/>
-                <w:color w:val="1F2933"/>
+                <w:color w:val="173F38"/>
                 <w:sz w:val="19"/>
               </w:rPr>
               <w:t>Смағұл Ерзат Айдынұлы</w:t>
@@ -426,7 +426,7 @@
               <w:rPr>
                 <w:rFonts w:ascii="PT Sans" w:hAnsi="PT Sans" w:eastAsia="PT Sans" w:cs="PT Sans"/>
                 <w:b/>
-                <w:color w:val="64748B"/>
+                <w:color w:val="5B7069"/>
                 <w:sz w:val="19"/>
               </w:rPr>
               <w:t>Должность</w:t>
@@ -442,7 +442,7 @@
               <w:rPr>
                 <w:rFonts w:ascii="PT Sans" w:hAnsi="PT Sans" w:eastAsia="PT Sans" w:cs="PT Sans"/>
                 <w:b w:val="0"/>
-                <w:color w:val="1F2933"/>
+                <w:color w:val="173F38"/>
                 <w:sz w:val="19"/>
               </w:rPr>
               <w:t>Учитель информатики</w:t>
@@ -460,7 +460,7 @@
               <w:rPr>
                 <w:rFonts w:ascii="PT Sans" w:hAnsi="PT Sans" w:eastAsia="PT Sans" w:cs="PT Sans"/>
                 <w:b/>
-                <w:color w:val="64748B"/>
+                <w:color w:val="5B7069"/>
                 <w:sz w:val="19"/>
               </w:rPr>
               <w:t>ИИН автора</w:t>
@@ -476,7 +476,7 @@
               <w:rPr>
                 <w:rFonts w:ascii="PT Sans" w:hAnsi="PT Sans" w:eastAsia="PT Sans" w:cs="PT Sans"/>
                 <w:b w:val="0"/>
-                <w:color w:val="1F2933"/>
+                <w:color w:val="173F38"/>
                 <w:sz w:val="19"/>
               </w:rPr>
               <w:t>Заполнить только в закрытой официальной форме</w:t>
@@ -494,7 +494,7 @@
               <w:rPr>
                 <w:rFonts w:ascii="PT Sans" w:hAnsi="PT Sans" w:eastAsia="PT Sans" w:cs="PT Sans"/>
                 <w:b/>
-                <w:color w:val="64748B"/>
+                <w:color w:val="5B7069"/>
                 <w:sz w:val="19"/>
               </w:rPr>
               <w:t>Телефон и e-mail</w:t>
@@ -510,7 +510,7 @@
               <w:rPr>
                 <w:rFonts w:ascii="PT Sans" w:hAnsi="PT Sans" w:eastAsia="PT Sans" w:cs="PT Sans"/>
                 <w:b w:val="0"/>
-                <w:color w:val="1F2933"/>
+                <w:color w:val="173F38"/>
                 <w:sz w:val="19"/>
               </w:rPr>
               <w:t>Заполнить только в закрытой официальной форме</w:t>
@@ -563,7 +563,7 @@
     <w:r>
       <w:rPr>
         <w:rFonts w:ascii="PT Sans" w:hAnsi="PT Sans" w:eastAsia="PT Sans" w:cs="PT Sans"/>
-        <w:color w:val="64748B"/>
+        <w:color w:val="5B7069"/>
         <w:sz w:val="18"/>
       </w:rPr>
       <w:fldChar w:fldCharType="begin"/>
@@ -585,7 +585,7 @@
       <w:rPr>
         <w:rFonts w:ascii="PT Sans" w:hAnsi="PT Sans" w:eastAsia="PT Sans" w:cs="PT Sans"/>
         <w:b/>
-        <w:color w:val="64748B"/>
+        <w:color w:val="5B7069"/>
         <w:sz w:val="18"/>
       </w:rPr>
       <w:t>EraSeMap | Научная работа</w:t>
@@ -963,7 +963,7 @@
     </w:pPr>
     <w:rPr>
       <w:rFonts w:ascii="PT Serif" w:hAnsi="PT Serif" w:eastAsia="PT Serif" w:cs="PT Serif"/>
-      <w:color w:val="1F2933"/>
+      <w:color w:val="173F38"/>
       <w:sz w:val="22"/>
     </w:rPr>
   </w:style>
@@ -1029,7 +1029,7 @@
       <w:rFonts w:asciiTheme="majorHAnsi" w:eastAsiaTheme="majorEastAsia" w:hAnsiTheme="majorHAnsi" w:cstheme="majorBidi" w:ascii="PT Sans" w:hAnsi="PT Sans" w:eastAsia="PT Sans" w:cs="PT Sans"/>
       <w:b/>
       <w:bCs/>
-      <w:color w:val="173B57"/>
+      <w:color w:val="173F38"/>
       <w:sz w:val="32"/>
       <w:szCs w:val="28"/>
     </w:rPr>
@@ -1053,7 +1053,7 @@
       <w:rFonts w:asciiTheme="majorHAnsi" w:eastAsiaTheme="majorEastAsia" w:hAnsiTheme="majorHAnsi" w:cstheme="majorBidi" w:ascii="PT Sans" w:hAnsi="PT Sans" w:eastAsia="PT Sans" w:cs="PT Sans"/>
       <w:b/>
       <w:bCs/>
-      <w:color w:val="2E6388"/>
+      <w:color w:val="2C6F63"/>
       <w:sz w:val="26"/>
       <w:szCs w:val="26"/>
     </w:rPr>
@@ -1077,7 +1077,7 @@
       <w:rFonts w:asciiTheme="majorHAnsi" w:eastAsiaTheme="majorEastAsia" w:hAnsiTheme="majorHAnsi" w:cstheme="majorBidi" w:ascii="PT Sans" w:hAnsi="PT Sans" w:eastAsia="PT Sans" w:cs="PT Sans"/>
       <w:b/>
       <w:bCs/>
-      <w:color w:val="173B57"/>
+      <w:color w:val="173F38"/>
       <w:sz w:val="24"/>
     </w:rPr>
   </w:style>
@@ -12683,7 +12683,7 @@
     <w:rPr>
       <w:rFonts w:ascii="PT Sans" w:hAnsi="PT Sans" w:eastAsia="PT Sans" w:cs="PT Sans"/>
       <w:i/>
-      <w:color w:val="64748B"/>
+      <w:color w:val="5B7069"/>
       <w:sz w:val="18"/>
     </w:rPr>
   </w:style>
@@ -12696,7 +12696,7 @@
     <w:rPr>
       <w:rFonts w:ascii="PT Serif" w:hAnsi="PT Serif" w:eastAsia="PT Serif" w:cs="PT Serif"/>
       <w:i/>
-      <w:color w:val="173B57"/>
+      <w:color w:val="173F38"/>
       <w:sz w:val="22"/>
     </w:rPr>
   </w:style>
